--- a/public/Matthew_DeVoss_FDE_Resume.docx
+++ b/public/Matthew_DeVoss_FDE_Resume.docx
@@ -168,6 +168,109 @@
           <w:sz w:val="19"/>
         </w:rPr>
         <w:t>Full-stack engineer and technical lead who works where the customer is. Fifteen years building user-facing products, the last decade embedded on high-assurance defense and space programs — sitting with NASA science teams and U.S. Army stakeholders, turning ambiguous, in-person requirements into working software demonstrated back to them every two weeks. I take products from command-line prototype to delivered application, lead the small teams that ship them, and stay in the codebase the whole way. I build and deploy with AI coding agents daily — Claude Code and Devin push my changes to live production sites — which collapses the gap between a customer asking for something and using it.</w:t>
+      </w:r>
+    </w:p>
+    <w:p>
+      <w:pPr>
+        <w:spacing w:before="220" w:after="60"/>
+        <w:pBdr>
+          <w:bottom w:val="single" w:sz="6" w:space="2" w:color="B9C4D0"/>
+        </w:pBdr>
+      </w:pPr>
+      <w:r>
+        <w:rPr>
+          <w:rFonts w:ascii="Calibri" w:hAnsi="Calibri"/>
+          <w:b/>
+          <w:i w:val="0"/>
+          <w:color w:val="1F3A5F"/>
+          <w:sz w:val="19"/>
+          <w:spacing w:val="32"/>
+        </w:rPr>
+        <w:t>ACTIVE DEPLOYS</w:t>
+      </w:r>
+    </w:p>
+    <w:p>
+      <w:pPr>
+        <w:spacing w:before="30" w:after="0"/>
+      </w:pPr>
+      <w:hyperlink r:id="rIdDeploy0">
+        <w:r>
+          <w:rPr>
+            <w:rFonts w:ascii="Calibri" w:hAnsi="Calibri"/>
+            <w:b/>
+            <w:i w:val="0"/>
+            <w:color w:val="1F3A5F"/>
+            <w:sz w:val="19"/>
+            <w:u w:val="single"/>
+          </w:rPr>
+          <w:t>resume.mattdevoss.workers.dev</w:t>
+        </w:r>
+      </w:hyperlink>
+      <w:r>
+        <w:rPr>
+          <w:rFonts w:ascii="Calibri" w:hAnsi="Calibri"/>
+          <w:b w:val="0"/>
+          <w:i w:val="0"/>
+          <w:color w:val="2B2B2B"/>
+          <w:sz w:val="19"/>
+        </w:rPr>
+        <w:t xml:space="preserve">  —  this resume, served as a static-asset Worker from Cloudflare’s edge.</w:t>
+      </w:r>
+    </w:p>
+    <w:p>
+      <w:pPr>
+        <w:spacing w:before="60" w:after="0"/>
+      </w:pPr>
+      <w:hyperlink r:id="rIdDeploy1">
+        <w:r>
+          <w:rPr>
+            <w:rFonts w:ascii="Calibri" w:hAnsi="Calibri"/>
+            <w:b/>
+            <w:i w:val="0"/>
+            <w:color w:val="1F3A5F"/>
+            <w:sz w:val="19"/>
+            <w:u w:val="single"/>
+          </w:rPr>
+          <w:t>dodgers-dashboard.mattdevoss.workers.dev</w:t>
+        </w:r>
+      </w:hyperlink>
+      <w:r>
+        <w:rPr>
+          <w:rFonts w:ascii="Calibri" w:hAnsi="Calibri"/>
+          <w:b w:val="0"/>
+          <w:i w:val="0"/>
+          <w:color w:val="2B2B2B"/>
+          <w:sz w:val="19"/>
+        </w:rPr>
+        <w:t xml:space="preserve">  —  single-page Dodgers dashboard over the MLB Stats API: schedule, standings, roster, and a merged news feed, with edge-cached Worker routes and AI-written trade scenarios via Claude.</w:t>
+      </w:r>
+    </w:p>
+    <w:p>
+      <w:pPr>
+        <w:spacing w:before="60" w:after="0"/>
+      </w:pPr>
+      <w:hyperlink r:id="rIdDeploy2">
+        <w:r>
+          <w:rPr>
+            <w:rFonts w:ascii="Calibri" w:hAnsi="Calibri"/>
+            <w:b/>
+            <w:i w:val="0"/>
+            <w:color w:val="1F3A5F"/>
+            <w:sz w:val="19"/>
+            <w:u w:val="single"/>
+          </w:rPr>
+          <w:t>eastwestnewsservice.mattdevoss.workers.dev</w:t>
+        </w:r>
+      </w:hyperlink>
+      <w:r>
+        <w:rPr>
+          <w:rFonts w:ascii="Calibri" w:hAnsi="Calibri"/>
+          <w:b w:val="0"/>
+          <w:i w:val="0"/>
+          <w:color w:val="2B2B2B"/>
+          <w:sz w:val="19"/>
+        </w:rPr>
+        <w:t xml:space="preserve">  —  server-rendered newspaper front end for a live WordPress REST API, built per request at the edge with no copied or stored content.</w:t>
       </w:r>
     </w:p>
     <w:p>

--- a/public/Matthew_DeVoss_FDE_Resume.docx
+++ b/public/Matthew_DeVoss_FDE_Resume.docx
@@ -270,7 +270,7 @@
           <w:color w:val="2B2B2B"/>
           <w:sz w:val="19"/>
         </w:rPr>
-        <w:t xml:space="preserve">  —  server-rendered newspaper front end for a live WordPress REST API, built per request at the edge with no copied or stored content.</w:t>
+        <w:t xml:space="preserve">  —  server-rendered newspaper for my father’s business</w:t>
       </w:r>
     </w:p>
     <w:p>

--- a/public/Matthew_DeVoss_FDE_Resume.docx
+++ b/public/Matthew_DeVoss_FDE_Resume.docx
@@ -364,7 +364,7 @@
           <w:color w:val="2B2B2B"/>
           <w:sz w:val="19"/>
         </w:rPr>
-        <w:t>Claude / Claude Code and Devin for agentic prototyping, code review, and deployment to live production sites; Windsurf in VS Code</w:t>
+        <w:t>Claude / Claude Code and Devin for agentic prototyping, code review, and deployment to live production sites</w:t>
       </w:r>
     </w:p>
     <w:p>

--- a/public/Matthew_DeVoss_FDE_Resume.docx
+++ b/public/Matthew_DeVoss_FDE_Resume.docx
@@ -152,40 +152,6 @@
           <w:sz w:val="19"/>
           <w:spacing w:val="32"/>
         </w:rPr>
-        <w:t>PROFILE</w:t>
-      </w:r>
-    </w:p>
-    <w:p>
-      <w:pPr>
-        <w:spacing w:before="40" w:after="0"/>
-      </w:pPr>
-      <w:r>
-        <w:rPr>
-          <w:rFonts w:ascii="Calibri" w:hAnsi="Calibri"/>
-          <w:b w:val="0"/>
-          <w:i w:val="0"/>
-          <w:color w:val="2B2B2B"/>
-          <w:sz w:val="19"/>
-        </w:rPr>
-        <w:t>Full-stack engineer and technical lead who works where the customer is. Fifteen years building user-facing products, the last decade embedded on high-assurance defense and space programs — sitting with NASA science teams and U.S. Army stakeholders, turning ambiguous, in-person requirements into working software demonstrated back to them every two weeks. I take products from command-line prototype to delivered application, lead the small teams that ship them, and stay in the codebase the whole way. I build and deploy with AI coding agents daily — Claude Code and Devin push my changes to live production sites — which collapses the gap between a customer asking for something and using it.</w:t>
-      </w:r>
-    </w:p>
-    <w:p>
-      <w:pPr>
-        <w:spacing w:before="220" w:after="60"/>
-        <w:pBdr>
-          <w:bottom w:val="single" w:sz="6" w:space="2" w:color="B9C4D0"/>
-        </w:pBdr>
-      </w:pPr>
-      <w:r>
-        <w:rPr>
-          <w:rFonts w:ascii="Calibri" w:hAnsi="Calibri"/>
-          <w:b/>
-          <w:i w:val="0"/>
-          <w:color w:val="1F3A5F"/>
-          <w:sz w:val="19"/>
-          <w:spacing w:val="32"/>
-        </w:rPr>
         <w:t>ACTIVE DEPLOYS</w:t>
       </w:r>
     </w:p>
@@ -271,6 +237,68 @@
           <w:sz w:val="19"/>
         </w:rPr>
         <w:t xml:space="preserve">  —  server-rendered newspaper for my father’s business</w:t>
+      </w:r>
+    </w:p>
+    <w:p>
+      <w:pPr>
+        <w:spacing w:before="60" w:after="0"/>
+      </w:pPr>
+      <w:hyperlink r:id="rIdDeploy3">
+        <w:r>
+          <w:rPr>
+            <w:rFonts w:ascii="Calibri" w:hAnsi="Calibri"/>
+            <w:b/>
+            <w:i w:val="0"/>
+            <w:color w:val="1F3A5F"/>
+            <w:sz w:val="19"/>
+            <w:u w:val="single"/>
+          </w:rPr>
+          <w:t>just-go.mattdevoss.workers.dev</w:t>
+        </w:r>
+      </w:hyperlink>
+      <w:r>
+        <w:rPr>
+          <w:rFonts w:ascii="Calibri" w:hAnsi="Calibri"/>
+          <w:b w:val="0"/>
+          <w:i w:val="0"/>
+          <w:color w:val="2B2B2B"/>
+          <w:sz w:val="19"/>
+        </w:rPr>
+        <w:t xml:space="preserve">  —  random-destination trip picker that draws the great-circle route from LAX on a three.js globe, built so page loads never touch a paid API.</w:t>
+      </w:r>
+    </w:p>
+    <w:p>
+      <w:pPr>
+        <w:spacing w:before="220" w:after="60"/>
+        <w:pBdr>
+          <w:bottom w:val="single" w:sz="6" w:space="2" w:color="B9C4D0"/>
+        </w:pBdr>
+      </w:pPr>
+      <w:r>
+        <w:rPr>
+          <w:rFonts w:ascii="Calibri" w:hAnsi="Calibri"/>
+          <w:b/>
+          <w:i w:val="0"/>
+          <w:color w:val="1F3A5F"/>
+          <w:sz w:val="19"/>
+          <w:spacing w:val="32"/>
+        </w:rPr>
+        <w:t>PROFILE</w:t>
+      </w:r>
+    </w:p>
+    <w:p>
+      <w:pPr>
+        <w:spacing w:before="40" w:after="0"/>
+      </w:pPr>
+      <w:r>
+        <w:rPr>
+          <w:rFonts w:ascii="Calibri" w:hAnsi="Calibri"/>
+          <w:b w:val="0"/>
+          <w:i w:val="0"/>
+          <w:color w:val="2B2B2B"/>
+          <w:sz w:val="19"/>
+        </w:rPr>
+        <w:t>Full-stack engineer and technical lead and now with AI, a Forward Deployed Engineer. Fifteen years building user-facing products in defense and space programs including NASA and U.S. Army. Software demonstrated every two weeks. I take products from command-line prototype to delivered application. Today, I build and deploy with AI coding agents daily — Claude Code and Devin push my changes to live production sites — which collapses the gap between a customer asking for something and using it.</w:t>
       </w:r>
     </w:p>
     <w:p>

--- a/public/Matthew_DeVoss_FDE_Resume.docx
+++ b/public/Matthew_DeVoss_FDE_Resume.docx
@@ -265,6 +265,62 @@
           <w:sz w:val="19"/>
         </w:rPr>
         <w:t xml:space="preserve">  —  random-destination trip picker that draws the great-circle route from LAX on a three.js globe, built so page loads never touch a paid API.</w:t>
+      </w:r>
+    </w:p>
+    <w:p>
+      <w:pPr>
+        <w:spacing w:before="60" w:after="0"/>
+      </w:pPr>
+      <w:hyperlink r:id="rIdDeploy4">
+        <w:r>
+          <w:rPr>
+            <w:rFonts w:ascii="Calibri" w:hAnsi="Calibri"/>
+            <w:b/>
+            <w:i w:val="0"/>
+            <w:color w:val="1F3A5F"/>
+            <w:sz w:val="19"/>
+            <w:u w:val="single"/>
+          </w:rPr>
+          <w:t>unfollowed.mattdevoss.workers.dev</w:t>
+        </w:r>
+      </w:hyperlink>
+      <w:r>
+        <w:rPr>
+          <w:rFonts w:ascii="Calibri" w:hAnsi="Calibri"/>
+          <w:b w:val="0"/>
+          <w:i w:val="0"/>
+          <w:color w:val="2B2B2B"/>
+          <w:sz w:val="19"/>
+        </w:rPr>
+        <w:t xml:space="preserve">  —  30,000 monthly active users. Site gives code snippet to find out who doesn’t follow you back on Instagram.</w:t>
+      </w:r>
+    </w:p>
+    <w:p>
+      <w:pPr>
+        <w:spacing w:before="60" w:after="0"/>
+      </w:pPr>
+      <w:hyperlink r:id="rIdDeploy5">
+        <w:r>
+          <w:rPr>
+            <w:rFonts w:ascii="Calibri" w:hAnsi="Calibri"/>
+            <w:b/>
+            <w:i w:val="0"/>
+            <w:color w:val="1F3A5F"/>
+            <w:sz w:val="19"/>
+            <w:u w:val="single"/>
+          </w:rPr>
+          <w:t>checklist.mattdevoss.workers.dev</w:t>
+        </w:r>
+      </w:hyperlink>
+      <w:r>
+        <w:rPr>
+          <w:rFonts w:ascii="Calibri" w:hAnsi="Calibri"/>
+          <w:b w:val="0"/>
+          <w:i w:val="0"/>
+          <w:color w:val="2B2B2B"/>
+          <w:sz w:val="19"/>
+        </w:rPr>
+        <w:t xml:space="preserve">  —  daily checklist that clears its checks at 2:00 AM local time, kept entirely in the browser’s localStorage and served as a static-asset Worker with no backend.</w:t>
       </w:r>
     </w:p>
     <w:p>
@@ -973,84 +1029,6 @@
           <w:sz w:val="19"/>
           <w:spacing w:val="32"/>
         </w:rPr>
-        <w:t>PROJECTS</w:t>
-      </w:r>
-    </w:p>
-    <w:p>
-      <w:pPr>
-        <w:spacing w:before="60" w:after="20"/>
-      </w:pPr>
-      <w:r>
-        <w:rPr>
-          <w:rFonts w:ascii="Calibri" w:hAnsi="Calibri"/>
-          <w:b/>
-          <w:i w:val="0"/>
-          <w:color w:val="2B2B2B"/>
-          <w:sz w:val="21"/>
-        </w:rPr>
-        <w:t>unfollowed.info</w:t>
-      </w:r>
-      <w:r>
-        <w:rPr>
-          <w:rFonts w:ascii="Calibri" w:hAnsi="Calibri"/>
-          <w:b w:val="0"/>
-          <w:i/>
-          <w:color w:val="5A5A5A"/>
-          <w:sz w:val="20"/>
-        </w:rPr>
-        <w:t xml:space="preserve">  —  consumer web application, built and operated solo</w:t>
-      </w:r>
-    </w:p>
-    <w:p>
-      <w:pPr>
-        <w:pStyle w:val="ListBullet"/>
-        <w:spacing w:before="0" w:after="30" w:line="254" w:lineRule="auto"/>
-        <w:ind w:left="274" w:hanging="202"/>
-      </w:pPr>
-      <w:r>
-        <w:rPr>
-          <w:rFonts w:ascii="Calibri" w:hAnsi="Calibri"/>
-          <w:b w:val="0"/>
-          <w:i w:val="0"/>
-          <w:color w:val="2B2B2B"/>
-          <w:sz w:val="19"/>
-        </w:rPr>
-        <w:t>Averages 30,000 monthly active users, served from Cloudflare's edge network.</w:t>
-      </w:r>
-    </w:p>
-    <w:p>
-      <w:pPr>
-        <w:pStyle w:val="ListBullet"/>
-        <w:spacing w:before="0" w:after="30" w:line="254" w:lineRule="auto"/>
-        <w:ind w:left="274" w:hanging="202"/>
-      </w:pPr>
-      <w:r>
-        <w:rPr>
-          <w:rFonts w:ascii="Calibri" w:hAnsi="Calibri"/>
-          <w:b w:val="0"/>
-          <w:i w:val="0"/>
-          <w:color w:val="2B2B2B"/>
-          <w:sz w:val="19"/>
-        </w:rPr>
-        <w:t>Sole owner across product, frontend, backend, and infrastructure — including ongoing features shipped to production with Claude Code and Devin.</w:t>
-      </w:r>
-    </w:p>
-    <w:p>
-      <w:pPr>
-        <w:spacing w:before="220" w:after="60"/>
-        <w:pBdr>
-          <w:bottom w:val="single" w:sz="6" w:space="2" w:color="B9C4D0"/>
-        </w:pBdr>
-      </w:pPr>
-      <w:r>
-        <w:rPr>
-          <w:rFonts w:ascii="Calibri" w:hAnsi="Calibri"/>
-          <w:b/>
-          <w:i w:val="0"/>
-          <w:color w:val="1F3A5F"/>
-          <w:sz w:val="19"/>
-          <w:spacing w:val="32"/>
-        </w:rPr>
         <w:t>EDUCATION</w:t>
       </w:r>
     </w:p>

--- a/public/Matthew_DeVoss_FDE_Resume.docx
+++ b/public/Matthew_DeVoss_FDE_Resume.docx
@@ -187,6 +187,34 @@
       <w:pPr>
         <w:spacing w:before="60" w:after="0"/>
       </w:pPr>
+      <w:hyperlink r:id="rIdDeploy5">
+        <w:r>
+          <w:rPr>
+            <w:rFonts w:ascii="Calibri" w:hAnsi="Calibri"/>
+            <w:b/>
+            <w:i w:val="0"/>
+            <w:color w:val="1F3A5F"/>
+            <w:sz w:val="19"/>
+            <w:u w:val="single"/>
+          </w:rPr>
+          <w:t>checklist.mattdevoss.workers.dev</w:t>
+        </w:r>
+      </w:hyperlink>
+      <w:r>
+        <w:rPr>
+          <w:rFonts w:ascii="Calibri" w:hAnsi="Calibri"/>
+          <w:b w:val="0"/>
+          <w:i w:val="0"/>
+          <w:color w:val="2B2B2B"/>
+          <w:sz w:val="19"/>
+        </w:rPr>
+        <w:t xml:space="preserve">  —  daily checklist, data kept entirely in the browser’s localStorage and served as a static-asset Worker with no backend.</w:t>
+      </w:r>
+    </w:p>
+    <w:p>
+      <w:pPr>
+        <w:spacing w:before="60" w:after="0"/>
+      </w:pPr>
       <w:hyperlink r:id="rIdDeploy1">
         <w:r>
           <w:rPr>
@@ -293,34 +321,6 @@
           <w:sz w:val="19"/>
         </w:rPr>
         <w:t xml:space="preserve">  —  30,000 monthly active users. Site gives code snippet to find out who doesn’t follow you back on Instagram.</w:t>
-      </w:r>
-    </w:p>
-    <w:p>
-      <w:pPr>
-        <w:spacing w:before="60" w:after="0"/>
-      </w:pPr>
-      <w:hyperlink r:id="rIdDeploy5">
-        <w:r>
-          <w:rPr>
-            <w:rFonts w:ascii="Calibri" w:hAnsi="Calibri"/>
-            <w:b/>
-            <w:i w:val="0"/>
-            <w:color w:val="1F3A5F"/>
-            <w:sz w:val="19"/>
-            <w:u w:val="single"/>
-          </w:rPr>
-          <w:t>checklist.mattdevoss.workers.dev</w:t>
-        </w:r>
-      </w:hyperlink>
-      <w:r>
-        <w:rPr>
-          <w:rFonts w:ascii="Calibri" w:hAnsi="Calibri"/>
-          <w:b w:val="0"/>
-          <w:i w:val="0"/>
-          <w:color w:val="2B2B2B"/>
-          <w:sz w:val="19"/>
-        </w:rPr>
-        <w:t xml:space="preserve">  —  daily checklist that clears its checks at 2:00 AM local time, kept entirely in the browser’s localStorage and served as a static-asset Worker with no backend.</w:t>
       </w:r>
     </w:p>
     <w:p>

--- a/public/Matthew_DeVoss_FDE_Resume.docx
+++ b/public/Matthew_DeVoss_FDE_Resume.docx
@@ -187,6 +187,34 @@
       <w:pPr>
         <w:spacing w:before="60" w:after="0"/>
       </w:pPr>
+      <w:hyperlink r:id="rIdDeploy3">
+        <w:r>
+          <w:rPr>
+            <w:rFonts w:ascii="Calibri" w:hAnsi="Calibri"/>
+            <w:b/>
+            <w:i w:val="0"/>
+            <w:color w:val="1F3A5F"/>
+            <w:sz w:val="19"/>
+            <w:u w:val="single"/>
+          </w:rPr>
+          <w:t>just-go.mattdevoss.workers.dev</w:t>
+        </w:r>
+      </w:hyperlink>
+      <w:r>
+        <w:rPr>
+          <w:rFonts w:ascii="Calibri" w:hAnsi="Calibri"/>
+          <w:b w:val="0"/>
+          <w:i w:val="0"/>
+          <w:color w:val="2B2B2B"/>
+          <w:sz w:val="19"/>
+        </w:rPr>
+        <w:t xml:space="preserve">  —  random-destination trip picker that draws the great-circle route from LAX on a three.js globe, built so page loads never touch a paid API.</w:t>
+      </w:r>
+    </w:p>
+    <w:p>
+      <w:pPr>
+        <w:spacing w:before="60" w:after="0"/>
+      </w:pPr>
       <w:hyperlink r:id="rIdDeploy5">
         <w:r>
           <w:rPr>
@@ -265,34 +293,6 @@
           <w:sz w:val="19"/>
         </w:rPr>
         <w:t xml:space="preserve">  —  server-rendered newspaper for my father’s business</w:t>
-      </w:r>
-    </w:p>
-    <w:p>
-      <w:pPr>
-        <w:spacing w:before="60" w:after="0"/>
-      </w:pPr>
-      <w:hyperlink r:id="rIdDeploy3">
-        <w:r>
-          <w:rPr>
-            <w:rFonts w:ascii="Calibri" w:hAnsi="Calibri"/>
-            <w:b/>
-            <w:i w:val="0"/>
-            <w:color w:val="1F3A5F"/>
-            <w:sz w:val="19"/>
-            <w:u w:val="single"/>
-          </w:rPr>
-          <w:t>just-go.mattdevoss.workers.dev</w:t>
-        </w:r>
-      </w:hyperlink>
-      <w:r>
-        <w:rPr>
-          <w:rFonts w:ascii="Calibri" w:hAnsi="Calibri"/>
-          <w:b w:val="0"/>
-          <w:i w:val="0"/>
-          <w:color w:val="2B2B2B"/>
-          <w:sz w:val="19"/>
-        </w:rPr>
-        <w:t xml:space="preserve">  —  random-destination trip picker that draws the great-circle route from LAX on a three.js globe, built so page loads never touch a paid API.</w:t>
       </w:r>
     </w:p>
     <w:p>

--- a/public/Matthew_DeVoss_FDE_Resume.docx
+++ b/public/Matthew_DeVoss_FDE_Resume.docx
@@ -215,6 +215,34 @@
       <w:pPr>
         <w:spacing w:before="60" w:after="0"/>
       </w:pPr>
+      <w:hyperlink r:id="rIdDeploy1">
+        <w:r>
+          <w:rPr>
+            <w:rFonts w:ascii="Calibri" w:hAnsi="Calibri"/>
+            <w:b/>
+            <w:i w:val="0"/>
+            <w:color w:val="1F3A5F"/>
+            <w:sz w:val="19"/>
+            <w:u w:val="single"/>
+          </w:rPr>
+          <w:t>dodgers-dashboard.mattdevoss.workers.dev</w:t>
+        </w:r>
+      </w:hyperlink>
+      <w:r>
+        <w:rPr>
+          <w:rFonts w:ascii="Calibri" w:hAnsi="Calibri"/>
+          <w:b w:val="0"/>
+          <w:i w:val="0"/>
+          <w:color w:val="2B2B2B"/>
+          <w:sz w:val="19"/>
+        </w:rPr>
+        <w:t xml:space="preserve">  —  single-page Dodgers dashboard over the MLB Stats API: schedule, standings, roster, and a merged news feed, with edge-cached Worker routes and AI-written trade scenarios via Claude.</w:t>
+      </w:r>
+    </w:p>
+    <w:p>
+      <w:pPr>
+        <w:spacing w:before="60" w:after="0"/>
+      </w:pPr>
       <w:hyperlink r:id="rIdDeploy5">
         <w:r>
           <w:rPr>
@@ -237,34 +265,6 @@
           <w:sz w:val="19"/>
         </w:rPr>
         <w:t xml:space="preserve">  —  daily checklist, data kept entirely in the browser’s localStorage and served as a static-asset Worker with no backend.</w:t>
-      </w:r>
-    </w:p>
-    <w:p>
-      <w:pPr>
-        <w:spacing w:before="60" w:after="0"/>
-      </w:pPr>
-      <w:hyperlink r:id="rIdDeploy1">
-        <w:r>
-          <w:rPr>
-            <w:rFonts w:ascii="Calibri" w:hAnsi="Calibri"/>
-            <w:b/>
-            <w:i w:val="0"/>
-            <w:color w:val="1F3A5F"/>
-            <w:sz w:val="19"/>
-            <w:u w:val="single"/>
-          </w:rPr>
-          <w:t>dodgers-dashboard.mattdevoss.workers.dev</w:t>
-        </w:r>
-      </w:hyperlink>
-      <w:r>
-        <w:rPr>
-          <w:rFonts w:ascii="Calibri" w:hAnsi="Calibri"/>
-          <w:b w:val="0"/>
-          <w:i w:val="0"/>
-          <w:color w:val="2B2B2B"/>
-          <w:sz w:val="19"/>
-        </w:rPr>
-        <w:t xml:space="preserve">  —  single-page Dodgers dashboard over the MLB Stats API: schedule, standings, roster, and a merged news feed, with edge-cached Worker routes and AI-written trade scenarios via Claude.</w:t>
       </w:r>
     </w:p>
     <w:p>
